--- a/ky/discovery-articles/7.5 Робототехника.docx
+++ b/ky/discovery-articles/7.5 Робототехника.docx
@@ -4,549 +4,363 @@
   <w:body>
     <w:p>
       <w:pPr>
-        <w:keepNext/>
-        <w:spacing w:before="280" w:after="120"/>
+        <w:pStyle w:val="Title"/>
+        <w:widowControl/>
       </w:pPr>
       <w:r>
-        <w:rPr>
-          <w:rFonts w:ascii="Calibri" w:hAnsi="Calibri" w:eastAsia="Calibri"/>
-          <w:b/>
-          <w:i w:val="0"/>
-          <w:color w:val="004E8C"/>
-          <w:sz w:val="44"/>
-        </w:rPr>
         <w:t>7.5 Робототехника</w:t>
       </w:r>
     </w:p>
     <w:p>
       <w:pPr>
-        <w:spacing w:after="80"/>
+        <w:keepNext/>
+        <w:widowControl/>
       </w:pPr>
       <w:r>
         <w:rPr>
-          <w:rFonts w:ascii="Calibri" w:hAnsi="Calibri" w:eastAsia="Calibri"/>
-          <w:b w:val="0"/>
-          <w:i/>
-          <w:color w:val="505050"/>
-          <w:sz w:val="22"/>
+          <w:sz w:val="20"/>
         </w:rPr>
-        <w:t>7. Өнүгүп келе жаткан жана түп-тамырынан өзгөртүүчү технологиялар</w:t>
-      </w:r>
-    </w:p>
-    <w:p>
-      <w:pPr>
-        <w:spacing w:after="200"/>
-      </w:pPr>
-      <w:r>
-        <w:rPr>
-          <w:rFonts w:ascii="Calibri" w:hAnsi="Calibri" w:eastAsia="Calibri"/>
-          <w:b w:val="0"/>
-          <w:i/>
-          <w:sz w:val="22"/>
-        </w:rPr>
-        <w:t>Мезгил: 1961-жыл (Unimate — алгачкы өнөр жай роботу); 1970-жылдардагы автоматташкан өндүрүш; XXI кылымдагы жасалма интеллект менен жабдылган роботтор | Негизги өкүлдөр: Жорж Девол (Unimate, 1961-жыл); Жозеф Энгельбергер; Boston Dynamics; Родни Брукс; Масахиро Мори</w:t>
-      </w:r>
-    </w:p>
-    <w:p>
-      <w:pPr>
-        <w:spacing w:after="160" w:line="276" w:lineRule="auto"/>
-      </w:pPr>
-      <w:r>
-        <w:rPr>
-          <w:rFonts w:ascii="Calibri" w:hAnsi="Calibri" w:eastAsia="Calibri"/>
-          <w:b w:val="0"/>
-          <w:i w:val="0"/>
-          <w:sz w:val="22"/>
-        </w:rPr>
-        <w:t>Робототехника — айлана-чөйрөнү сезип, чечим кабыл алып жана чыныгы дүйнөдө аракеттенген машиналарды долбоорлоо тармагы. Заводдогу механикалык колдон хирургдун жардамчысына чейин программаланган машиналар адамдын мүмкүнчүлүгүн кеңейтет.</w:t>
+        <w:t>7. Дүйнөнү өзгөрткөн жаңы технологиялар</w:t>
       </w:r>
     </w:p>
     <w:p>
       <w:pPr>
         <w:keepNext/>
-        <w:spacing w:before="240" w:after="120"/>
+        <w:widowControl/>
       </w:pPr>
       <w:r>
         <w:rPr>
-          <w:rFonts w:ascii="Calibri" w:hAnsi="Calibri" w:eastAsia="Calibri"/>
-          <w:b/>
-          <w:i w:val="0"/>
-          <w:color w:val="004E8C"/>
-          <w:sz w:val="28"/>
+          <w:sz w:val="20"/>
         </w:rPr>
-        <w:t>Негизги фактылар</w:t>
+        <w:t>Мезгил: 1961-жыл — биринчи өнөр жай роботу Unimate; 1970-жылдар — өндүрүштү автоматташтыруу; XXI кылым — жасалма интеллект колдонгон роботтор | Негизги салым кошкондор: Жорж Девол — Unimate, 1961-жыл; Жозеф Энгельбергер; Boston Dynamics; Родни Брукс; Масахиро Мори</w:t>
+      </w:r>
+    </w:p>
+    <w:p>
+      <w:pPr>
+        <w:widowControl/>
+      </w:pPr>
+      <w:r>
+        <w:t>Робототехника айлана-чөйрөнү сезип, чечим чыгарып, физикалык дүйнөдө аракеттенген машиналарды түзөт. Заводдогу механикалык колдон хирургиялык жардамчыга чейин роботтор программа менен башкарылган түзүлүштөрдүн мүмкүнчүлүгүн кеңейтет.</w:t>
+      </w:r>
+    </w:p>
+    <w:p>
+      <w:pPr>
+        <w:pStyle w:val="Heading1"/>
+        <w:widowControl/>
+      </w:pPr>
+      <w:r>
+        <w:t>Негизги маалыматтар</w:t>
       </w:r>
     </w:p>
     <w:p>
       <w:pPr>
         <w:pStyle w:val="ListBullet"/>
+        <w:widowControl/>
       </w:pPr>
       <w:r>
-        <w:rPr>
-          <w:rFonts w:ascii="Calibri" w:hAnsi="Calibri" w:eastAsia="Calibri"/>
-          <w:b w:val="0"/>
-          <w:i w:val="0"/>
-          <w:sz w:val="22"/>
-        </w:rPr>
-        <w:t>«Робот» сөзү Карел Чапектин 1920-жылы коюлган R.U.R. пьесасынан тараган</w:t>
+        <w:t>«Робот» сөзү Карел Чапектин 1920-жылкы R.U.R. — «Россумдун универсалдуу роботтору» — пьесасынан тараган.</w:t>
       </w:r>
     </w:p>
     <w:p>
       <w:pPr>
         <w:pStyle w:val="ListBullet"/>
+        <w:widowControl/>
       </w:pPr>
       <w:r>
-        <w:rPr>
-          <w:rFonts w:ascii="Calibri" w:hAnsi="Calibri" w:eastAsia="Calibri"/>
-          <w:b w:val="0"/>
-          <w:i w:val="0"/>
-          <w:sz w:val="22"/>
-        </w:rPr>
-        <w:t>1961-жылы General Motors заводуна орнотулган Unimate алгачкы өнөр жай роботторунун бири болгон</w:t>
+        <w:t>1961-жылы General Motors заводуна орнотулган Unimate алгачкы өнөр жай роботторунун бири болгон.</w:t>
       </w:r>
     </w:p>
     <w:p>
       <w:pPr>
         <w:pStyle w:val="ListBullet"/>
+        <w:widowControl/>
       </w:pPr>
       <w:r>
-        <w:rPr>
-          <w:rFonts w:ascii="Calibri" w:hAnsi="Calibri" w:eastAsia="Calibri"/>
-          <w:b w:val="0"/>
-          <w:i w:val="0"/>
-          <w:sz w:val="22"/>
-        </w:rPr>
-        <w:t>Робот адатта сенсорлорду, компьютерди жана кыймыл берүүчү аткаргычтарды — моторлорду — бириктирет</w:t>
+        <w:t>Робот адатта сенсорлорду, компьютерди жана кыймыл аткаруучу түзүлүштөрдү, мисалы электр кыймылдаткычтарын, бириктирет.</w:t>
       </w:r>
     </w:p>
     <w:p>
       <w:pPr>
         <w:pStyle w:val="ListBullet"/>
+        <w:widowControl/>
       </w:pPr>
       <w:r>
-        <w:rPr>
-          <w:rFonts w:ascii="Calibri" w:hAnsi="Calibri" w:eastAsia="Calibri"/>
-          <w:b w:val="0"/>
-          <w:i w:val="0"/>
-          <w:sz w:val="22"/>
-        </w:rPr>
-        <w:t>Иш жүзүндө колдонулган роботтордун көбү адам сымал эмес, белгилүү бир милдетке ылайыкталган</w:t>
+        <w:t>Иштеп жаткан роботтордун көбү адамга окшошпойт: алар белгилүү бир ишке ылайыкталган.</w:t>
       </w:r>
     </w:p>
     <w:p>
       <w:pPr>
         <w:pStyle w:val="ListBullet"/>
+        <w:widowControl/>
       </w:pPr>
       <w:r>
-        <w:rPr>
-          <w:rFonts w:ascii="Calibri" w:hAnsi="Calibri" w:eastAsia="Calibri"/>
-          <w:b w:val="0"/>
-          <w:i w:val="0"/>
-          <w:sz w:val="22"/>
-        </w:rPr>
-        <w:t>«Сезүү — чечүү — аракеттенүү» тизмегиндеги чечим бөлүгүн барган сайын жасалма интеллект аткарууда</w:t>
+        <w:t>«Сезүү — чечүү — аракеттенүү» тизмегиндеги чечим чыгарууга жасалма интеллект барган сайын көбүрөөк катышууда.</w:t>
       </w:r>
     </w:p>
     <w:p>
       <w:pPr>
-        <w:keepNext/>
-        <w:spacing w:before="240" w:after="120"/>
+        <w:pStyle w:val="Heading1"/>
+        <w:widowControl/>
       </w:pPr>
       <w:r>
-        <w:rPr>
-          <w:rFonts w:ascii="Calibri" w:hAnsi="Calibri" w:eastAsia="Calibri"/>
-          <w:b/>
-          <w:i w:val="0"/>
-          <w:color w:val="004E8C"/>
-          <w:sz w:val="28"/>
-        </w:rPr>
-        <w:t>Бул эмне</w:t>
+        <w:t>Бул эмне?</w:t>
       </w:r>
     </w:p>
     <w:p>
       <w:pPr>
-        <w:spacing w:after="160" w:line="276" w:lineRule="auto"/>
+        <w:widowControl/>
       </w:pPr>
       <w:r>
-        <w:rPr>
-          <w:rFonts w:ascii="Calibri" w:hAnsi="Calibri" w:eastAsia="Calibri"/>
-          <w:b w:val="0"/>
-          <w:i w:val="0"/>
-          <w:sz w:val="22"/>
-        </w:rPr>
-        <w:t>Робот — айлана-чөйрөсүн сезип, жоопту эсептеп, кыймылдаган же буюмдарды кармап-бурган машина. Аткаргыч механизмдер — кыймылды ишке ашырган моторлор менен поршендер. Өнөр жай роботторунун көбү басып жүргөн адамга эмес, коопсуз тосмонун ичинде иштеген механикалык колго окшойт. Өз алдынчалык даража менен өлчөнөт: айрымдары өзгөрбөс жолду кайталаса, башкалары жагдайга ыңгайлашат. Робототехника — темир кызматчы жөнүндөгү уламыш эмес, пайдалуу аракетти инженердик жол менен ишке ашыруу.</w:t>
+        <w:t>Робот айлана-чөйрө тууралуу маалымат алып, ага жоопту эсептеп, өзү кыймылдай же буюмдарды жылдыра алган машина. Кыймыл аткаргычтар — кыймылдаткычтар жана поршендер — анын аракетин камсыздайт. Өнөр жай роботторунун көбү басып жүргөн адам сымал эмес, коргоочу тосмонун ичинде турган механикалык кол түрүндө болот. Өз алдынчалык ар кандай деңгээлде: бири белгиленген жолду кайталайт, экинчиси шартка ылайыкташат. Робототехника металл кызматчы жөнүндөгү уламыш эмес, пайдалуу аракетти инженердик жол менен уюштуруу.</w:t>
       </w:r>
     </w:p>
     <w:p>
       <w:pPr>
-        <w:keepNext/>
-        <w:spacing w:before="240" w:after="120"/>
+        <w:pStyle w:val="Heading1"/>
+        <w:widowControl/>
       </w:pPr>
       <w:r>
-        <w:rPr>
-          <w:rFonts w:ascii="Calibri" w:hAnsi="Calibri" w:eastAsia="Calibri"/>
-          <w:b/>
-          <w:i w:val="0"/>
-          <w:color w:val="004E8C"/>
-          <w:sz w:val="28"/>
-        </w:rPr>
-        <w:t>Аны ким ачкан же ойлоп тапкан</w:t>
+        <w:t xml:space="preserve">Ким ойлоп тапкан</w:t>
       </w:r>
     </w:p>
     <w:p>
       <w:pPr>
-        <w:spacing w:after="160" w:line="276" w:lineRule="auto"/>
+        <w:widowControl/>
       </w:pPr>
       <w:r>
-        <w:rPr>
-          <w:rFonts w:ascii="Calibri" w:hAnsi="Calibri" w:eastAsia="Calibri"/>
-          <w:b w:val="0"/>
-          <w:i w:val="0"/>
-          <w:sz w:val="22"/>
-        </w:rPr>
-        <w:t>Карел Чапектин пьесасы дүйнөгө мажбурлап иштетүү маанисиндеги славян түбүнөн чыккан «робот» сөзүн берген. Жорж Девол менен Жозеф Энгельбергер Unimate роботун коммерциялаштырып, ал 1961-жылы ысык металлды тизе баштаган. Андан мурдагы автоматтар жана Грей Уолтердин «ташбакалары» анын бабалары болгон. Кийин Жапония, Германия жана башка өлкөлөр робот өнөр жайын түздү. Бүгүнкү хирургиялык жардамчылар менен кампа роботторуна көптөгөн адистер салым кошкон.</w:t>
+        <w:t>Карел Чапектин пьесасы дүйнөгө мажбурлап иштетүүгө байланышкан славян сөзүнөн алынган «робот» атын берген. Жорж Девол менен Жозеф Энгельбергер Unimate роботун коммерциялык колдонууга киргизишкен; ал 1961-жылы ысык металлды тизген. Мурдагы автоматтар жана Грей Уолтердин «ташбакалары» анын башаттары болгон. Кийин Япония, Германия жана башка өлкөлөр робот өндүрүшүн түзүштү. Азыркы хирургиялык жардамчылар менен кампа роботтору да көптөгөн адамдардын эмгегинен жаралган.</w:t>
       </w:r>
     </w:p>
     <w:p>
       <w:pPr>
-        <w:keepNext/>
-        <w:spacing w:before="240" w:after="120"/>
+        <w:pStyle w:val="Heading1"/>
+        <w:widowControl/>
       </w:pPr>
       <w:r>
-        <w:rPr>
-          <w:rFonts w:ascii="Calibri" w:hAnsi="Calibri" w:eastAsia="Calibri"/>
-          <w:b/>
-          <w:i w:val="0"/>
-          <w:color w:val="004E8C"/>
-          <w:sz w:val="28"/>
-        </w:rPr>
-        <w:t>Качан жана кантип пайда болгон</w:t>
+        <w:t>Качан жана кантип пайда болгон?</w:t>
       </w:r>
     </w:p>
     <w:p>
       <w:pPr>
-        <w:spacing w:after="160" w:line="276" w:lineRule="auto"/>
+        <w:widowControl/>
       </w:pPr>
       <w:r>
-        <w:rPr>
-          <w:rFonts w:ascii="Calibri" w:hAnsi="Calibri" w:eastAsia="Calibri"/>
-          <w:b w:val="0"/>
-          <w:i w:val="0"/>
-          <w:sz w:val="22"/>
-        </w:rPr>
-        <w:t>1960-жылдардан кийинки заводдор кооптуу жана кайталанма иштерди чарчабай аткарган машиналарга муктаж болду. Эсептөө техникасы, гидравлика, кийин арзан сенсорлор муну мүмкүн кылды. 1980-жылдардагы дүркүрөө менен андан кийинки төмөндөө роботко акылдуу кол эле эмес, туура тандалган иш да керек экенин көрсөткөн. XXI кылымдагы кампалар жана ооруканалар жаңы рынокторду ачты. Адам сымал робот көрсөтүүлөрү камераны өзүнө тартат, ал эми кирешени көбүнчө адистешкен машиналар алып келет.</w:t>
+        <w:t>1960-жылдан кийин заводдор кайталанма жана кооптуу иштерди чарчабай аткара турган техникага муктаж болду. Эсептөө техникасы, гидравлика, кийин арзан сенсорлор муну мүмкүн кылды. 1980-жылдардагы өсүш жана төмөндөө акылдуу механикалык колдун өзү жетишсиз экенин көрсөттү: ага ылайыктуу иш тандалышы керек. XXI кылымдагы кампалар менен ооруканалар жаңы рынок ачты. Адам сымал роботтор камераларды кызыктырса, атайын милдет аткарган машиналар иш жүзүндө киреше алып келет.</w:t>
       </w:r>
     </w:p>
     <w:p>
       <w:pPr>
-        <w:keepNext/>
-        <w:spacing w:before="240" w:after="120"/>
+        <w:pStyle w:val="Heading1"/>
+        <w:widowControl/>
       </w:pPr>
       <w:r>
-        <w:rPr>
-          <w:rFonts w:ascii="Calibri" w:hAnsi="Calibri" w:eastAsia="Calibri"/>
-          <w:b/>
-          <w:i w:val="0"/>
-          <w:color w:val="004E8C"/>
-          <w:sz w:val="28"/>
-        </w:rPr>
-        <w:t>Илимий жактан мааниси</w:t>
+        <w:t>Илим үчүн мааниси</w:t>
       </w:r>
     </w:p>
     <w:p>
       <w:pPr>
-        <w:spacing w:after="160" w:line="276" w:lineRule="auto"/>
+        <w:widowControl/>
       </w:pPr>
       <w:r>
-        <w:rPr>
-          <w:rFonts w:ascii="Calibri" w:hAnsi="Calibri" w:eastAsia="Calibri"/>
-          <w:b w:val="0"/>
-          <w:i w:val="0"/>
-          <w:sz w:val="22"/>
-        </w:rPr>
-        <w:t>Робототехника механиканы, башкаруу теориясын жана компьютердик көрүүнү бириктирет. Кыймылдагы оор техника адамдын жанында коопсуз болушу үчүн талаптарды так аныктоого мажбурлайт. Жөнөкөй көрүнгөн физикалык аракетке канча интеллект керектелерин да ушул тармак көрсөтөт: чыныны кармоо дагы эле татаал маселе. Робототехника жасалма интеллектти да чыныгы дүйнөдө сынайт — реалдуу чөйрөдө жаңылган робот маалымат топтомунун артына жашына албайт.</w:t>
+        <w:t>Робототехника механиканы, башкаруу теориясын жана компьютердик көрүүнү бириктирет. Кыймылдаган оор түзүлүштүн жанындагы коопсуздукту так аныктоо зарыл. Жөнөкөй физикалык аракет үчүн канчалык татаал башкаруу керектиги да текшерилет: чыныны кармоо дагы эле оңой маселе эмес. Бул тармак жасалма интеллектке кайра таасир берет. Чыныгы дүйнөдө жаңылган роботтун катасын маалымат топтомунун ичинде жашыруу мүмкүн эмес.</w:t>
       </w:r>
     </w:p>
     <w:p>
       <w:pPr>
-        <w:keepNext/>
-        <w:spacing w:before="240" w:after="120"/>
+        <w:pStyle w:val="Heading1"/>
+        <w:widowControl/>
       </w:pPr>
       <w:r>
-        <w:rPr>
-          <w:rFonts w:ascii="Calibri" w:hAnsi="Calibri" w:eastAsia="Calibri"/>
-          <w:b/>
-          <w:i w:val="0"/>
-          <w:color w:val="004E8C"/>
-          <w:sz w:val="28"/>
-        </w:rPr>
-        <w:t>Кийинки өнүгүүлөргө тийгизген таасири</w:t>
+        <w:t>Кийинки өнүгүүгө тийгизген таасири</w:t>
       </w:r>
     </w:p>
     <w:p>
       <w:pPr>
-        <w:spacing w:after="160" w:line="276" w:lineRule="auto"/>
+        <w:widowControl/>
       </w:pPr>
       <w:r>
-        <w:rPr>
-          <w:rFonts w:ascii="Calibri" w:hAnsi="Calibri" w:eastAsia="Calibri"/>
-          <w:b w:val="0"/>
-          <w:i w:val="0"/>
-          <w:sz w:val="22"/>
-        </w:rPr>
-        <w:t>Ширетүү, сырдоо, микросхемаларды кармоо жана азыркы акыркы чакырымга жүк жеткирүү тажрыйбалары — ушул өнүгүүнүн уландысы. Дрон — учуучу робот. Жумшак роботтор менен экзоскелеттер адамдарга жакын иштөөгө умтулат. Муну менен кошо укуктук жана эмгек суроолору жаралат: зыян үчүн ким жооп берет, ким жумушунан ажырайт? Үй ичи иретсиз жана ар түрдүү болгондуктан, тиричилик роботторунун мүмкүнчүлүгү азырынча чектелүү.</w:t>
+        <w:t>Ширетүү, боёо, микрочиптерди жылдыруу жана товарды кардарга жеткирүүнүн акыркы бөлүгүн автоматташтыруу — өнүгүүнүн кийинки багыттары. Дрондор — учуучу роботтор. Жумшак роботтор жана денени сыртынан колдогон экзоскелеттер адамга жакын иштөөгө багытталган. Ким жооп берет, кимдин жумушу алмашат деген укуктук жана эмгек суроолору кошо чыгат. Үйдөгү шарттар ар түрдүү жана иретсиз болгондуктан, үй роботторунун мүмкүнчүлүктөрү чектелүү.</w:t>
       </w:r>
     </w:p>
     <w:p>
       <w:pPr>
-        <w:keepNext/>
-        <w:spacing w:before="240" w:after="120"/>
+        <w:pStyle w:val="Heading1"/>
+        <w:widowControl/>
       </w:pPr>
       <w:r>
-        <w:rPr>
-          <w:rFonts w:ascii="Calibri" w:hAnsi="Calibri" w:eastAsia="Calibri"/>
-          <w:b/>
-          <w:i w:val="0"/>
-          <w:color w:val="004E8C"/>
-          <w:sz w:val="28"/>
-        </w:rPr>
-        <w:t>Адамдардын жашоосун кантип өзгөрткөн</w:t>
+        <w:t>Адамдардын жашоосун кантип өзгөрткөн?</w:t>
       </w:r>
     </w:p>
     <w:p>
       <w:pPr>
-        <w:spacing w:after="160" w:line="276" w:lineRule="auto"/>
+        <w:widowControl/>
       </w:pPr>
       <w:r>
-        <w:rPr>
-          <w:rFonts w:ascii="Calibri" w:hAnsi="Calibri" w:eastAsia="Calibri"/>
-          <w:b w:val="0"/>
-          <w:i w:val="0"/>
-          <w:sz w:val="22"/>
-        </w:rPr>
-        <w:t>Жумушчулар уулуу жана кайталанма иштердин бир бөлүгүнөн кутулду, бирок автоматташтыруу кызматкерлерди кыскартуу үчүн гана колдонулган жерде алардын сүйлөшүүдөгү күчү азайды. Керектөөчүлөр арзаныраак товарга, кээде начар тейлөөгө туш болду. Өндүрүмдүүлүктүн пайдасын кантип бөлүштүрүүнү коом чечиши керек. Робототехника эмгектин кадыр-баркын да, коркунучун да кайра-кайра өзгөртүп келет.</w:t>
+        <w:t>Роботтор жумушчуларды айрым уулуу жана бир өңчөй иштерден бошотту. Бирок автоматташтыруу кызматкерлерди азайтуу үчүн гана колдонулган жерлерде алардын сүйлөшүү күчү начарлады. Керектөөчүлөр арзаныраак товарга, кээде начарыраак тейлөөгө ээ болушту. Өндүрүмдүүлүктөн түшкөн пайданы кантип бөлүшүүнү коом чечүүгө тийиш. Робототехника эмгектин кадыр-баркын жана кооптуулугун өзгөртүүнү улантат.</w:t>
       </w:r>
     </w:p>
     <w:p>
       <w:pPr>
-        <w:keepNext/>
-        <w:spacing w:before="240" w:after="120"/>
+        <w:pStyle w:val="Heading1"/>
+        <w:widowControl/>
       </w:pPr>
       <w:r>
-        <w:rPr>
-          <w:rFonts w:ascii="Calibri" w:hAnsi="Calibri" w:eastAsia="Calibri"/>
-          <w:b/>
-          <w:i w:val="0"/>
-          <w:color w:val="004E8C"/>
-          <w:sz w:val="28"/>
-        </w:rPr>
-        <w:t>Булактар жана шилтемелер</w:t>
+        <w:t>Булактар жана кошумча окуу</w:t>
       </w:r>
     </w:p>
     <w:p>
       <w:pPr>
-        <w:keepNext/>
-        <w:spacing w:before="240" w:after="120"/>
+        <w:pStyle w:val="Heading2"/>
+        <w:widowControl/>
       </w:pPr>
       <w:r>
         <w:rPr>
-          <w:rFonts w:ascii="Calibri" w:hAnsi="Calibri" w:eastAsia="Calibri"/>
-          <w:b/>
-          <w:i w:val="0"/>
-          <w:color w:val="004E8C"/>
-          <w:sz w:val="24"/>
+          <w:sz w:val="20"/>
         </w:rPr>
-        <w:t>C. Мекемелердин материалдары жана энциклопедиялык булактар</w:t>
+        <w:t>Уюмдардын жана энциклопедиялардын материалдары</w:t>
       </w:r>
     </w:p>
     <w:p>
       <w:pPr>
-        <w:spacing w:after="80"/>
-        <w:ind w:left="360"/>
+        <w:widowControl/>
       </w:pPr>
       <w:r>
         <w:rPr>
-          <w:rFonts w:ascii="Calibri" w:hAnsi="Calibri" w:eastAsia="Calibri"/>
-          <w:b w:val="0"/>
-          <w:i w:val="0"/>
-          <w:sz w:val="22"/>
+          <w:sz w:val="20"/>
         </w:rPr>
-        <w:t>1. Encyclopaedia Britannica. «Робот».</w:t>
-      </w:r>
-      <w:r>
-        <w:rPr>
-          <w:rFonts w:ascii="Calibri" w:hAnsi="Calibri" w:eastAsia="Calibri"/>
-          <w:b w:val="0"/>
-          <w:i w:val="0"/>
-          <w:sz w:val="22"/>
-        </w:rPr>
-        <w:t xml:space="preserve"> </w:t>
+        <w:t xml:space="preserve">1. Encyclopaedia Britannica. 'Robot.' </w:t>
       </w:r>
       <w:hyperlink r:id="rId9">
         <w:r>
           <w:rPr>
-            <w:rFonts w:ascii="Calibri" w:hAnsi="Calibri" w:eastAsia="Calibri"/>
-            <w:b w:val="0"/>
-            <w:i w:val="0"/>
-            <w:sz w:val="22"/>
-            <w:color w:val="0563C1"/>
-            <w:u w:val="single"/>
+            <w:sz w:val="20"/>
           </w:rPr>
           <w:t>https://www.britannica.com/technology/robot-technology</w:t>
         </w:r>
       </w:hyperlink>
+      <w:r>
+        <w:rPr>
+          <w:sz w:val="20"/>
+        </w:rPr>
+      </w:r>
     </w:p>
     <w:p>
       <w:pPr>
-        <w:spacing w:after="80"/>
-        <w:ind w:left="360"/>
+        <w:widowControl/>
       </w:pPr>
       <w:r>
         <w:rPr>
-          <w:rFonts w:ascii="Calibri" w:hAnsi="Calibri" w:eastAsia="Calibri"/>
-          <w:b w:val="0"/>
-          <w:i w:val="0"/>
-          <w:sz w:val="22"/>
+          <w:sz w:val="20"/>
         </w:rPr>
-        <w:t>2. Encyclopaedia Britannica. «Карел Чапек».</w:t>
-      </w:r>
-      <w:r>
-        <w:rPr>
-          <w:rFonts w:ascii="Calibri" w:hAnsi="Calibri" w:eastAsia="Calibri"/>
-          <w:b w:val="0"/>
-          <w:i w:val="0"/>
-          <w:sz w:val="22"/>
-        </w:rPr>
-        <w:t xml:space="preserve"> </w:t>
+        <w:t xml:space="preserve">2. Encyclopaedia Britannica. 'Karel Čapek.' </w:t>
       </w:r>
       <w:hyperlink r:id="rId10">
         <w:r>
           <w:rPr>
-            <w:rFonts w:ascii="Calibri" w:hAnsi="Calibri" w:eastAsia="Calibri"/>
-            <w:b w:val="0"/>
-            <w:i w:val="0"/>
-            <w:sz w:val="22"/>
-            <w:color w:val="0563C1"/>
-            <w:u w:val="single"/>
+            <w:sz w:val="20"/>
           </w:rPr>
           <w:t>https://www.britannica.com/biography/Karel-Capek</w:t>
         </w:r>
       </w:hyperlink>
-    </w:p>
-    <w:p>
-      <w:pPr>
-        <w:keepNext/>
-        <w:spacing w:before="240" w:after="120"/>
-      </w:pPr>
       <w:r>
         <w:rPr>
-          <w:rFonts w:ascii="Calibri" w:hAnsi="Calibri" w:eastAsia="Calibri"/>
-          <w:b/>
-          <w:i w:val="0"/>
-          <w:color w:val="004E8C"/>
-          <w:sz w:val="24"/>
+          <w:sz w:val="20"/>
         </w:rPr>
-        <w:t>D. Музейлердин, архивдердин жана китепканалардын материалдары</w:t>
       </w:r>
     </w:p>
     <w:p>
       <w:pPr>
-        <w:spacing w:after="80"/>
-        <w:ind w:left="360"/>
+        <w:pStyle w:val="Heading2"/>
+        <w:widowControl/>
       </w:pPr>
       <w:r>
         <w:rPr>
-          <w:rFonts w:ascii="Calibri" w:hAnsi="Calibri" w:eastAsia="Calibri"/>
-          <w:b w:val="0"/>
-          <w:i w:val="0"/>
-          <w:sz w:val="22"/>
+          <w:sz w:val="20"/>
         </w:rPr>
-        <w:t>1. The Henry Ford. Unimate жана өнөр жай роботтору.</w:t>
+        <w:t>Музейлердин, архивдердин жана китепканалардын материалдары</w:t>
       </w:r>
+    </w:p>
+    <w:p>
+      <w:pPr>
+        <w:widowControl/>
+      </w:pPr>
       <w:r>
         <w:rPr>
-          <w:rFonts w:ascii="Calibri" w:hAnsi="Calibri" w:eastAsia="Calibri"/>
-          <w:b w:val="0"/>
-          <w:i w:val="0"/>
-          <w:sz w:val="22"/>
+          <w:sz w:val="20"/>
         </w:rPr>
-        <w:t xml:space="preserve"> </w:t>
+        <w:t xml:space="preserve">1. The Henry Ford. Unimate and industrial robots. </w:t>
       </w:r>
       <w:hyperlink r:id="rId11">
         <w:r>
           <w:rPr>
-            <w:rFonts w:ascii="Calibri" w:hAnsi="Calibri" w:eastAsia="Calibri"/>
-            <w:b w:val="0"/>
-            <w:i w:val="0"/>
-            <w:sz w:val="22"/>
-            <w:color w:val="0563C1"/>
-            <w:u w:val="single"/>
+            <w:sz w:val="20"/>
           </w:rPr>
           <w:t>https://www.thehenryford.org/collections-and-research/digital-collections/artifact/157068/</w:t>
         </w:r>
       </w:hyperlink>
-    </w:p>
-    <w:p>
-      <w:pPr>
-        <w:keepNext/>
-        <w:spacing w:before="240" w:after="120"/>
-      </w:pPr>
       <w:r>
         <w:rPr>
-          <w:rFonts w:ascii="Calibri" w:hAnsi="Calibri" w:eastAsia="Calibri"/>
-          <w:b/>
-          <w:i w:val="0"/>
-          <w:color w:val="004E8C"/>
-          <w:sz w:val="24"/>
+          <w:sz w:val="20"/>
         </w:rPr>
-        <w:t>H. Кесиптик коомдордун жана стандартташтыруу уюмдарынын материалдары</w:t>
       </w:r>
     </w:p>
     <w:p>
       <w:pPr>
-        <w:spacing w:after="80"/>
-        <w:ind w:left="360"/>
+        <w:pStyle w:val="Heading2"/>
+        <w:widowControl/>
       </w:pPr>
       <w:r>
         <w:rPr>
-          <w:rFonts w:ascii="Calibri" w:hAnsi="Calibri" w:eastAsia="Calibri"/>
-          <w:b w:val="0"/>
-          <w:i w:val="0"/>
-          <w:sz w:val="22"/>
+          <w:sz w:val="20"/>
         </w:rPr>
-        <w:t>1. IEEE Robotics and Automation Society.</w:t>
+        <w:t>Кесиптик коомдор жана стандартташтыруу уюмдары</w:t>
       </w:r>
+    </w:p>
+    <w:p>
+      <w:pPr>
+        <w:widowControl/>
+      </w:pPr>
       <w:r>
         <w:rPr>
-          <w:rFonts w:ascii="Calibri" w:hAnsi="Calibri" w:eastAsia="Calibri"/>
-          <w:b w:val="0"/>
-          <w:i w:val="0"/>
-          <w:sz w:val="22"/>
+          <w:sz w:val="20"/>
         </w:rPr>
-        <w:t xml:space="preserve"> </w:t>
+        <w:t xml:space="preserve">1. IEEE Robotics and Automation Society. </w:t>
       </w:r>
       <w:hyperlink r:id="rId12">
         <w:r>
           <w:rPr>
-            <w:rFonts w:ascii="Calibri" w:hAnsi="Calibri" w:eastAsia="Calibri"/>
-            <w:b w:val="0"/>
-            <w:i w:val="0"/>
-            <w:sz w:val="22"/>
-            <w:color w:val="0563C1"/>
-            <w:u w:val="single"/>
+            <w:sz w:val="20"/>
           </w:rPr>
           <w:t>https://www.ieee-ras.org/</w:t>
         </w:r>
       </w:hyperlink>
+      <w:r>
+        <w:rPr>
+          <w:sz w:val="20"/>
+        </w:rPr>
+      </w:r>
     </w:p>
     <w:sectPr>
-      <w:pgSz w:w="12240" w:h="15840"/>
-      <w:pgMar w:top="1296" w:right="1440" w:bottom="1296" w:left="1440" w:header="720" w:footer="720" w:gutter="0"/>
+      <w:footerReference w:type="default" r:id="rId13"/>
+      <w:pgSz w:w="11906" w:h="16838"/>
+      <w:pgMar w:top="1020" w:right="1134" w:bottom="1020" w:left="1134" w:header="720" w:footer="720" w:gutter="0"/>
       <w:cols w:space="720"/>
       <w:docGrid w:linePitch="360"/>
     </w:sectPr>
   </w:body>
 </w:document>
+</file>
+
+<file path=word/footer1.xml><?xml version="1.0" encoding="utf-8"?>
+<w:ftr xmlns:m="http://schemas.openxmlformats.org/officeDocument/2006/math" xmlns:mc="http://schemas.openxmlformats.org/markup-compatibility/2006" xmlns:mo="http://schemas.microsoft.com/office/mac/office/2008/main" xmlns:mv="urn:schemas-microsoft-com:mac:vml" xmlns:o="urn:schemas-microsoft-com:office:office" xmlns:r="http://schemas.openxmlformats.org/officeDocument/2006/relationships" xmlns:v="urn:schemas-microsoft-com:vml" xmlns:w10="urn:schemas-microsoft-com:office:word" xmlns:w14="http://schemas.microsoft.com/office/word/2010/wordml" xmlns:w="http://schemas.openxmlformats.org/wordprocessingml/2006/main" xmlns:wne="http://schemas.microsoft.com/office/word/2006/wordml" xmlns:wp14="http://schemas.microsoft.com/office/word/2010/wordprocessingDrawing" xmlns:wp="http://schemas.openxmlformats.org/drawingml/2006/wordprocessingDrawing" xmlns:wpc="http://schemas.microsoft.com/office/word/2010/wordprocessingCanvas" xmlns:wpg="http://schemas.microsoft.com/office/word/2010/wordprocessingGroup" xmlns:wpi="http://schemas.microsoft.com/office/word/2010/wordprocessingInk" xmlns:wps="http://schemas.microsoft.com/office/word/2010/wordprocessingShape" mc:Ignorable="w14 wp14">
+  <w:p>
+    <w:pPr>
+      <w:pStyle w:val="Footer"/>
+      <w:jc w:val="right"/>
+    </w:pPr>
+    <w:fldSimple w:instr="PAGE"/>
+  </w:p>
+</w:ftr>
 </file>
 
 <file path=word/numbering.xml><?xml version="1.0" encoding="utf-8"?>
@@ -757,7 +571,7 @@
   <w:docDefaults>
     <w:rPrDefault>
       <w:rPr>
-        <w:rFonts w:asciiTheme="minorHAnsi" w:eastAsiaTheme="minorEastAsia" w:hAnsiTheme="minorHAnsi" w:cstheme="minorBidi"/>
+        <w:rFonts/>
         <w:sz w:val="22"/>
         <w:szCs w:val="22"/>
         <w:lang w:val="en-US" w:eastAsia="en-US" w:bidi="ar-SA"/>
@@ -912,6 +726,15 @@
     <w:name w:val="Normal"/>
     <w:qFormat/>
     <w:rsid w:val="00FC693F"/>
+    <w:pPr>
+      <w:spacing w:after="120" w:line="259" w:lineRule="auto"/>
+    </w:pPr>
+    <w:rPr>
+      <w:rFonts w:ascii="Times New Roman" w:hAnsi="Times New Roman"/>
+      <w:color w:val="000000"/>
+      <w:sz w:val="24"/>
+      <w:lang w:val="ky-KG"/>
+    </w:rPr>
   </w:style>
   <w:style w:type="paragraph" w:styleId="Header">
     <w:name w:val="header"/>
@@ -968,16 +791,17 @@
     <w:pPr>
       <w:keepNext/>
       <w:keepLines/>
-      <w:spacing w:before="480" w:after="0"/>
+      <w:spacing w:before="480" w:after="120" w:line="259" w:lineRule="auto"/>
       <w:outlineLvl w:val="0"/>
     </w:pPr>
     <w:rPr>
-      <w:rFonts w:asciiTheme="majorHAnsi" w:eastAsiaTheme="majorEastAsia" w:hAnsiTheme="majorHAnsi" w:cstheme="majorBidi"/>
+      <w:rFonts w:ascii="Times New Roman" w:hAnsi="Times New Roman"/>
       <w:b/>
       <w:bCs/>
-      <w:color w:val="365F91" w:themeColor="accent1" w:themeShade="BF"/>
-      <w:sz w:val="28"/>
+      <w:color w:val="000000"/>
+      <w:sz w:val="26"/>
       <w:szCs w:val="28"/>
+      <w:lang w:val="ky-KG"/>
     </w:rPr>
   </w:style>
   <w:style w:type="paragraph" w:styleId="Heading2">
@@ -992,16 +816,17 @@
     <w:pPr>
       <w:keepNext/>
       <w:keepLines/>
-      <w:spacing w:before="200" w:after="0"/>
+      <w:spacing w:before="200" w:after="120" w:line="259" w:lineRule="auto"/>
       <w:outlineLvl w:val="1"/>
     </w:pPr>
     <w:rPr>
-      <w:rFonts w:asciiTheme="majorHAnsi" w:eastAsiaTheme="majorEastAsia" w:hAnsiTheme="majorHAnsi" w:cstheme="majorBidi"/>
+      <w:rFonts w:ascii="Times New Roman" w:hAnsi="Times New Roman"/>
       <w:b/>
       <w:bCs/>
-      <w:color w:val="4F81BD" w:themeColor="accent1"/>
+      <w:color w:val="000000"/>
       <w:sz w:val="26"/>
       <w:szCs w:val="26"/>
+      <w:lang w:val="ky-KG"/>
     </w:rPr>
   </w:style>
   <w:style w:type="paragraph" w:styleId="Heading3">
@@ -1020,7 +845,7 @@
       <w:outlineLvl w:val="2"/>
     </w:pPr>
     <w:rPr>
-      <w:rFonts w:asciiTheme="majorHAnsi" w:eastAsiaTheme="majorEastAsia" w:hAnsiTheme="majorHAnsi" w:cstheme="majorBidi"/>
+      <w:rFonts/>
       <w:b/>
       <w:bCs/>
       <w:color w:val="4F81BD" w:themeColor="accent1"/>
@@ -1043,7 +868,7 @@
       <w:outlineLvl w:val="3"/>
     </w:pPr>
     <w:rPr>
-      <w:rFonts w:asciiTheme="majorHAnsi" w:eastAsiaTheme="majorEastAsia" w:hAnsiTheme="majorHAnsi" w:cstheme="majorBidi"/>
+      <w:rFonts/>
       <w:b/>
       <w:bCs/>
       <w:i/>
@@ -1068,7 +893,7 @@
       <w:outlineLvl w:val="4"/>
     </w:pPr>
     <w:rPr>
-      <w:rFonts w:asciiTheme="majorHAnsi" w:eastAsiaTheme="majorEastAsia" w:hAnsiTheme="majorHAnsi" w:cstheme="majorBidi"/>
+      <w:rFonts/>
       <w:color w:val="243F60" w:themeColor="accent1" w:themeShade="7F"/>
     </w:rPr>
   </w:style>
@@ -1089,7 +914,7 @@
       <w:outlineLvl w:val="5"/>
     </w:pPr>
     <w:rPr>
-      <w:rFonts w:asciiTheme="majorHAnsi" w:eastAsiaTheme="majorEastAsia" w:hAnsiTheme="majorHAnsi" w:cstheme="majorBidi"/>
+      <w:rFonts/>
       <w:i/>
       <w:iCs/>
       <w:color w:val="243F60" w:themeColor="accent1" w:themeShade="7F"/>
@@ -1112,7 +937,7 @@
       <w:outlineLvl w:val="6"/>
     </w:pPr>
     <w:rPr>
-      <w:rFonts w:asciiTheme="majorHAnsi" w:eastAsiaTheme="majorEastAsia" w:hAnsiTheme="majorHAnsi" w:cstheme="majorBidi"/>
+      <w:rFonts/>
       <w:i/>
       <w:iCs/>
       <w:color w:val="404040" w:themeColor="text1" w:themeTint="BF"/>
@@ -1135,7 +960,7 @@
       <w:outlineLvl w:val="7"/>
     </w:pPr>
     <w:rPr>
-      <w:rFonts w:asciiTheme="majorHAnsi" w:eastAsiaTheme="majorEastAsia" w:hAnsiTheme="majorHAnsi" w:cstheme="majorBidi"/>
+      <w:rFonts/>
       <w:color w:val="4F81BD" w:themeColor="accent1"/>
       <w:sz w:val="20"/>
       <w:szCs w:val="20"/>
@@ -1158,7 +983,7 @@
       <w:outlineLvl w:val="8"/>
     </w:pPr>
     <w:rPr>
-      <w:rFonts w:asciiTheme="majorHAnsi" w:eastAsiaTheme="majorEastAsia" w:hAnsiTheme="majorHAnsi" w:cstheme="majorBidi"/>
+      <w:rFonts/>
       <w:i/>
       <w:iCs/>
       <w:color w:val="404040" w:themeColor="text1" w:themeTint="BF"/>
@@ -1209,7 +1034,7 @@
     <w:uiPriority w:val="9"/>
     <w:rsid w:val="00FC693F"/>
     <w:rPr>
-      <w:rFonts w:asciiTheme="majorHAnsi" w:eastAsiaTheme="majorEastAsia" w:hAnsiTheme="majorHAnsi" w:cstheme="majorBidi"/>
+      <w:rFonts/>
       <w:b/>
       <w:bCs/>
       <w:color w:val="365F91" w:themeColor="accent1" w:themeShade="BF"/>
@@ -1224,7 +1049,7 @@
     <w:uiPriority w:val="9"/>
     <w:rsid w:val="00FC693F"/>
     <w:rPr>
-      <w:rFonts w:asciiTheme="majorHAnsi" w:eastAsiaTheme="majorEastAsia" w:hAnsiTheme="majorHAnsi" w:cstheme="majorBidi"/>
+      <w:rFonts/>
       <w:b/>
       <w:bCs/>
       <w:color w:val="4F81BD" w:themeColor="accent1"/>
@@ -1239,7 +1064,7 @@
     <w:uiPriority w:val="9"/>
     <w:rsid w:val="00FC693F"/>
     <w:rPr>
-      <w:rFonts w:asciiTheme="majorHAnsi" w:eastAsiaTheme="majorEastAsia" w:hAnsiTheme="majorHAnsi" w:cstheme="majorBidi"/>
+      <w:rFonts/>
       <w:b/>
       <w:bCs/>
       <w:color w:val="4F81BD" w:themeColor="accent1"/>
@@ -1254,19 +1079,17 @@
     <w:qFormat/>
     <w:rsid w:val="00FC693F"/>
     <w:pPr>
-      <w:pBdr>
-        <w:bottom w:val="single" w:sz="8" w:space="4" w:color="4F81BD" w:themeColor="accent1"/>
-      </w:pBdr>
-      <w:spacing w:after="300" w:line="240" w:lineRule="auto"/>
+      <w:spacing w:after="120" w:line="259" w:lineRule="auto"/>
       <w:contextualSpacing/>
     </w:pPr>
     <w:rPr>
-      <w:rFonts w:asciiTheme="majorHAnsi" w:eastAsiaTheme="majorEastAsia" w:hAnsiTheme="majorHAnsi" w:cstheme="majorBidi"/>
-      <w:color w:val="17365D" w:themeColor="text2" w:themeShade="BF"/>
+      <w:rFonts w:ascii="Times New Roman" w:hAnsi="Times New Roman"/>
+      <w:color w:val="000000"/>
       <w:spacing w:val="5"/>
       <w:kern w:val="28"/>
-      <w:sz w:val="52"/>
+      <w:sz w:val="40"/>
       <w:szCs w:val="52"/>
+      <w:lang w:val="ky-KG"/>
     </w:rPr>
   </w:style>
   <w:style w:type="character" w:customStyle="1" w:styleId="TitleChar">
@@ -1276,7 +1099,7 @@
     <w:uiPriority w:val="10"/>
     <w:rsid w:val="00FC693F"/>
     <w:rPr>
-      <w:rFonts w:asciiTheme="majorHAnsi" w:eastAsiaTheme="majorEastAsia" w:hAnsiTheme="majorHAnsi" w:cstheme="majorBidi"/>
+      <w:rFonts/>
       <w:color w:val="17365D" w:themeColor="text2" w:themeShade="BF"/>
       <w:spacing w:val="5"/>
       <w:kern w:val="28"/>
@@ -1298,7 +1121,7 @@
       </w:numPr>
     </w:pPr>
     <w:rPr>
-      <w:rFonts w:asciiTheme="majorHAnsi" w:eastAsiaTheme="majorEastAsia" w:hAnsiTheme="majorHAnsi" w:cstheme="majorBidi"/>
+      <w:rFonts/>
       <w:i/>
       <w:iCs/>
       <w:color w:val="4F81BD" w:themeColor="accent1"/>
@@ -1314,7 +1137,7 @@
     <w:uiPriority w:val="11"/>
     <w:rsid w:val="00FC693F"/>
     <w:rPr>
-      <w:rFonts w:asciiTheme="majorHAnsi" w:eastAsiaTheme="majorEastAsia" w:hAnsiTheme="majorHAnsi" w:cstheme="majorBidi"/>
+      <w:rFonts/>
       <w:i/>
       <w:iCs/>
       <w:color w:val="4F81BD" w:themeColor="accent1"/>
@@ -1439,8 +1262,15 @@
       <w:numPr>
         <w:numId w:val="1"/>
       </w:numPr>
+      <w:spacing w:after="120" w:line="259" w:lineRule="auto"/>
       <w:contextualSpacing/>
     </w:pPr>
+    <w:rPr>
+      <w:rFonts w:ascii="Times New Roman" w:hAnsi="Times New Roman"/>
+      <w:color w:val="000000"/>
+      <w:sz w:val="24"/>
+      <w:lang w:val="ky-KG"/>
+    </w:rPr>
   </w:style>
   <w:style w:type="paragraph" w:styleId="ListBullet2">
     <w:name w:val="List Bullet 2"/>
@@ -1612,7 +1442,7 @@
     <w:semiHidden/>
     <w:rsid w:val="00FC693F"/>
     <w:rPr>
-      <w:rFonts w:asciiTheme="majorHAnsi" w:eastAsiaTheme="majorEastAsia" w:hAnsiTheme="majorHAnsi" w:cstheme="majorBidi"/>
+      <w:rFonts/>
       <w:b/>
       <w:bCs/>
       <w:i/>
@@ -1628,7 +1458,7 @@
     <w:semiHidden/>
     <w:rsid w:val="00FC693F"/>
     <w:rPr>
-      <w:rFonts w:asciiTheme="majorHAnsi" w:eastAsiaTheme="majorEastAsia" w:hAnsiTheme="majorHAnsi" w:cstheme="majorBidi"/>
+      <w:rFonts/>
       <w:color w:val="243F60" w:themeColor="accent1" w:themeShade="7F"/>
     </w:rPr>
   </w:style>
@@ -1640,7 +1470,7 @@
     <w:semiHidden/>
     <w:rsid w:val="00FC693F"/>
     <w:rPr>
-      <w:rFonts w:asciiTheme="majorHAnsi" w:eastAsiaTheme="majorEastAsia" w:hAnsiTheme="majorHAnsi" w:cstheme="majorBidi"/>
+      <w:rFonts/>
       <w:i/>
       <w:iCs/>
       <w:color w:val="243F60" w:themeColor="accent1" w:themeShade="7F"/>
@@ -1654,7 +1484,7 @@
     <w:semiHidden/>
     <w:rsid w:val="00FC693F"/>
     <w:rPr>
-      <w:rFonts w:asciiTheme="majorHAnsi" w:eastAsiaTheme="majorEastAsia" w:hAnsiTheme="majorHAnsi" w:cstheme="majorBidi"/>
+      <w:rFonts/>
       <w:i/>
       <w:iCs/>
       <w:color w:val="404040" w:themeColor="text1" w:themeTint="BF"/>
@@ -1668,7 +1498,7 @@
     <w:semiHidden/>
     <w:rsid w:val="00FC693F"/>
     <w:rPr>
-      <w:rFonts w:asciiTheme="majorHAnsi" w:eastAsiaTheme="majorEastAsia" w:hAnsiTheme="majorHAnsi" w:cstheme="majorBidi"/>
+      <w:rFonts/>
       <w:color w:val="4F81BD" w:themeColor="accent1"/>
       <w:sz w:val="20"/>
       <w:szCs w:val="20"/>
@@ -1682,7 +1512,7 @@
     <w:semiHidden/>
     <w:rsid w:val="00FC693F"/>
     <w:rPr>
-      <w:rFonts w:asciiTheme="majorHAnsi" w:eastAsiaTheme="majorEastAsia" w:hAnsiTheme="majorHAnsi" w:cstheme="majorBidi"/>
+      <w:rFonts/>
       <w:i/>
       <w:iCs/>
       <w:color w:val="404040" w:themeColor="text1" w:themeTint="BF"/>
@@ -1741,9 +1571,6 @@
     <w:qFormat/>
     <w:rsid w:val="00FC693F"/>
     <w:pPr>
-      <w:pBdr>
-        <w:bottom w:val="single" w:sz="4" w:space="4" w:color="4F81BD" w:themeColor="accent1"/>
-      </w:pBdr>
       <w:spacing w:before="200" w:after="280"/>
       <w:ind w:left="936" w:right="936"/>
     </w:pPr>
@@ -3271,7 +3098,7 @@
         <w:spacing w:before="0" w:after="0" w:line="240" w:lineRule="auto"/>
       </w:pPr>
       <w:rPr>
-        <w:rFonts w:asciiTheme="majorHAnsi" w:eastAsiaTheme="majorEastAsia" w:hAnsiTheme="majorHAnsi" w:cstheme="majorBidi"/>
+        <w:rFonts/>
         <w:b/>
         <w:bCs/>
       </w:rPr>
@@ -3292,7 +3119,7 @@
         <w:spacing w:before="0" w:after="0" w:line="240" w:lineRule="auto"/>
       </w:pPr>
       <w:rPr>
-        <w:rFonts w:asciiTheme="majorHAnsi" w:eastAsiaTheme="majorEastAsia" w:hAnsiTheme="majorHAnsi" w:cstheme="majorBidi"/>
+        <w:rFonts/>
         <w:b/>
         <w:bCs/>
       </w:rPr>
@@ -3310,14 +3137,14 @@
     </w:tblStylePr>
     <w:tblStylePr w:type="firstCol">
       <w:rPr>
-        <w:rFonts w:asciiTheme="majorHAnsi" w:eastAsiaTheme="majorEastAsia" w:hAnsiTheme="majorHAnsi" w:cstheme="majorBidi"/>
+        <w:rFonts/>
         <w:b/>
         <w:bCs/>
       </w:rPr>
     </w:tblStylePr>
     <w:tblStylePr w:type="lastCol">
       <w:rPr>
-        <w:rFonts w:asciiTheme="majorHAnsi" w:eastAsiaTheme="majorEastAsia" w:hAnsiTheme="majorHAnsi" w:cstheme="majorBidi"/>
+        <w:rFonts/>
         <w:b/>
         <w:bCs/>
       </w:rPr>
@@ -3401,7 +3228,7 @@
         <w:spacing w:before="0" w:after="0" w:line="240" w:lineRule="auto"/>
       </w:pPr>
       <w:rPr>
-        <w:rFonts w:asciiTheme="majorHAnsi" w:eastAsiaTheme="majorEastAsia" w:hAnsiTheme="majorHAnsi" w:cstheme="majorBidi"/>
+        <w:rFonts/>
         <w:b/>
         <w:bCs/>
       </w:rPr>
@@ -3422,7 +3249,7 @@
         <w:spacing w:before="0" w:after="0" w:line="240" w:lineRule="auto"/>
       </w:pPr>
       <w:rPr>
-        <w:rFonts w:asciiTheme="majorHAnsi" w:eastAsiaTheme="majorEastAsia" w:hAnsiTheme="majorHAnsi" w:cstheme="majorBidi"/>
+        <w:rFonts/>
         <w:b/>
         <w:bCs/>
       </w:rPr>
@@ -3440,14 +3267,14 @@
     </w:tblStylePr>
     <w:tblStylePr w:type="firstCol">
       <w:rPr>
-        <w:rFonts w:asciiTheme="majorHAnsi" w:eastAsiaTheme="majorEastAsia" w:hAnsiTheme="majorHAnsi" w:cstheme="majorBidi"/>
+        <w:rFonts/>
         <w:b/>
         <w:bCs/>
       </w:rPr>
     </w:tblStylePr>
     <w:tblStylePr w:type="lastCol">
       <w:rPr>
-        <w:rFonts w:asciiTheme="majorHAnsi" w:eastAsiaTheme="majorEastAsia" w:hAnsiTheme="majorHAnsi" w:cstheme="majorBidi"/>
+        <w:rFonts/>
         <w:b/>
         <w:bCs/>
       </w:rPr>
@@ -3531,7 +3358,7 @@
         <w:spacing w:before="0" w:after="0" w:line="240" w:lineRule="auto"/>
       </w:pPr>
       <w:rPr>
-        <w:rFonts w:asciiTheme="majorHAnsi" w:eastAsiaTheme="majorEastAsia" w:hAnsiTheme="majorHAnsi" w:cstheme="majorBidi"/>
+        <w:rFonts/>
         <w:b/>
         <w:bCs/>
       </w:rPr>
@@ -3552,7 +3379,7 @@
         <w:spacing w:before="0" w:after="0" w:line="240" w:lineRule="auto"/>
       </w:pPr>
       <w:rPr>
-        <w:rFonts w:asciiTheme="majorHAnsi" w:eastAsiaTheme="majorEastAsia" w:hAnsiTheme="majorHAnsi" w:cstheme="majorBidi"/>
+        <w:rFonts/>
         <w:b/>
         <w:bCs/>
       </w:rPr>
@@ -3570,14 +3397,14 @@
     </w:tblStylePr>
     <w:tblStylePr w:type="firstCol">
       <w:rPr>
-        <w:rFonts w:asciiTheme="majorHAnsi" w:eastAsiaTheme="majorEastAsia" w:hAnsiTheme="majorHAnsi" w:cstheme="majorBidi"/>
+        <w:rFonts/>
         <w:b/>
         <w:bCs/>
       </w:rPr>
     </w:tblStylePr>
     <w:tblStylePr w:type="lastCol">
       <w:rPr>
-        <w:rFonts w:asciiTheme="majorHAnsi" w:eastAsiaTheme="majorEastAsia" w:hAnsiTheme="majorHAnsi" w:cstheme="majorBidi"/>
+        <w:rFonts/>
         <w:b/>
         <w:bCs/>
       </w:rPr>
@@ -3661,7 +3488,7 @@
         <w:spacing w:before="0" w:after="0" w:line="240" w:lineRule="auto"/>
       </w:pPr>
       <w:rPr>
-        <w:rFonts w:asciiTheme="majorHAnsi" w:eastAsiaTheme="majorEastAsia" w:hAnsiTheme="majorHAnsi" w:cstheme="majorBidi"/>
+        <w:rFonts/>
         <w:b/>
         <w:bCs/>
       </w:rPr>
@@ -3682,7 +3509,7 @@
         <w:spacing w:before="0" w:after="0" w:line="240" w:lineRule="auto"/>
       </w:pPr>
       <w:rPr>
-        <w:rFonts w:asciiTheme="majorHAnsi" w:eastAsiaTheme="majorEastAsia" w:hAnsiTheme="majorHAnsi" w:cstheme="majorBidi"/>
+        <w:rFonts/>
         <w:b/>
         <w:bCs/>
       </w:rPr>
@@ -3700,14 +3527,14 @@
     </w:tblStylePr>
     <w:tblStylePr w:type="firstCol">
       <w:rPr>
-        <w:rFonts w:asciiTheme="majorHAnsi" w:eastAsiaTheme="majorEastAsia" w:hAnsiTheme="majorHAnsi" w:cstheme="majorBidi"/>
+        <w:rFonts/>
         <w:b/>
         <w:bCs/>
       </w:rPr>
     </w:tblStylePr>
     <w:tblStylePr w:type="lastCol">
       <w:rPr>
-        <w:rFonts w:asciiTheme="majorHAnsi" w:eastAsiaTheme="majorEastAsia" w:hAnsiTheme="majorHAnsi" w:cstheme="majorBidi"/>
+        <w:rFonts/>
         <w:b/>
         <w:bCs/>
       </w:rPr>
@@ -3791,7 +3618,7 @@
         <w:spacing w:before="0" w:after="0" w:line="240" w:lineRule="auto"/>
       </w:pPr>
       <w:rPr>
-        <w:rFonts w:asciiTheme="majorHAnsi" w:eastAsiaTheme="majorEastAsia" w:hAnsiTheme="majorHAnsi" w:cstheme="majorBidi"/>
+        <w:rFonts/>
         <w:b/>
         <w:bCs/>
       </w:rPr>
@@ -3812,7 +3639,7 @@
         <w:spacing w:before="0" w:after="0" w:line="240" w:lineRule="auto"/>
       </w:pPr>
       <w:rPr>
-        <w:rFonts w:asciiTheme="majorHAnsi" w:eastAsiaTheme="majorEastAsia" w:hAnsiTheme="majorHAnsi" w:cstheme="majorBidi"/>
+        <w:rFonts/>
         <w:b/>
         <w:bCs/>
       </w:rPr>
@@ -3830,14 +3657,14 @@
     </w:tblStylePr>
     <w:tblStylePr w:type="firstCol">
       <w:rPr>
-        <w:rFonts w:asciiTheme="majorHAnsi" w:eastAsiaTheme="majorEastAsia" w:hAnsiTheme="majorHAnsi" w:cstheme="majorBidi"/>
+        <w:rFonts/>
         <w:b/>
         <w:bCs/>
       </w:rPr>
     </w:tblStylePr>
     <w:tblStylePr w:type="lastCol">
       <w:rPr>
-        <w:rFonts w:asciiTheme="majorHAnsi" w:eastAsiaTheme="majorEastAsia" w:hAnsiTheme="majorHAnsi" w:cstheme="majorBidi"/>
+        <w:rFonts/>
         <w:b/>
         <w:bCs/>
       </w:rPr>
@@ -3921,7 +3748,7 @@
         <w:spacing w:before="0" w:after="0" w:line="240" w:lineRule="auto"/>
       </w:pPr>
       <w:rPr>
-        <w:rFonts w:asciiTheme="majorHAnsi" w:eastAsiaTheme="majorEastAsia" w:hAnsiTheme="majorHAnsi" w:cstheme="majorBidi"/>
+        <w:rFonts/>
         <w:b/>
         <w:bCs/>
       </w:rPr>
@@ -3942,7 +3769,7 @@
         <w:spacing w:before="0" w:after="0" w:line="240" w:lineRule="auto"/>
       </w:pPr>
       <w:rPr>
-        <w:rFonts w:asciiTheme="majorHAnsi" w:eastAsiaTheme="majorEastAsia" w:hAnsiTheme="majorHAnsi" w:cstheme="majorBidi"/>
+        <w:rFonts/>
         <w:b/>
         <w:bCs/>
       </w:rPr>
@@ -3960,14 +3787,14 @@
     </w:tblStylePr>
     <w:tblStylePr w:type="firstCol">
       <w:rPr>
-        <w:rFonts w:asciiTheme="majorHAnsi" w:eastAsiaTheme="majorEastAsia" w:hAnsiTheme="majorHAnsi" w:cstheme="majorBidi"/>
+        <w:rFonts/>
         <w:b/>
         <w:bCs/>
       </w:rPr>
     </w:tblStylePr>
     <w:tblStylePr w:type="lastCol">
       <w:rPr>
-        <w:rFonts w:asciiTheme="majorHAnsi" w:eastAsiaTheme="majorEastAsia" w:hAnsiTheme="majorHAnsi" w:cstheme="majorBidi"/>
+        <w:rFonts/>
         <w:b/>
         <w:bCs/>
       </w:rPr>
@@ -4051,7 +3878,7 @@
         <w:spacing w:before="0" w:after="0" w:line="240" w:lineRule="auto"/>
       </w:pPr>
       <w:rPr>
-        <w:rFonts w:asciiTheme="majorHAnsi" w:eastAsiaTheme="majorEastAsia" w:hAnsiTheme="majorHAnsi" w:cstheme="majorBidi"/>
+        <w:rFonts/>
         <w:b/>
         <w:bCs/>
       </w:rPr>
@@ -4072,7 +3899,7 @@
         <w:spacing w:before="0" w:after="0" w:line="240" w:lineRule="auto"/>
       </w:pPr>
       <w:rPr>
-        <w:rFonts w:asciiTheme="majorHAnsi" w:eastAsiaTheme="majorEastAsia" w:hAnsiTheme="majorHAnsi" w:cstheme="majorBidi"/>
+        <w:rFonts/>
         <w:b/>
         <w:bCs/>
       </w:rPr>
@@ -4090,14 +3917,14 @@
     </w:tblStylePr>
     <w:tblStylePr w:type="firstCol">
       <w:rPr>
-        <w:rFonts w:asciiTheme="majorHAnsi" w:eastAsiaTheme="majorEastAsia" w:hAnsiTheme="majorHAnsi" w:cstheme="majorBidi"/>
+        <w:rFonts/>
         <w:b/>
         <w:bCs/>
       </w:rPr>
     </w:tblStylePr>
     <w:tblStylePr w:type="lastCol">
       <w:rPr>
-        <w:rFonts w:asciiTheme="majorHAnsi" w:eastAsiaTheme="majorEastAsia" w:hAnsiTheme="majorHAnsi" w:cstheme="majorBidi"/>
+        <w:rFonts/>
         <w:b/>
         <w:bCs/>
       </w:rPr>
@@ -5962,7 +5789,7 @@
     </w:tblPr>
     <w:tblStylePr w:type="firstRow">
       <w:rPr>
-        <w:rFonts w:asciiTheme="majorHAnsi" w:eastAsiaTheme="majorEastAsia" w:hAnsiTheme="majorHAnsi" w:cstheme="majorBidi"/>
+        <w:rFonts/>
       </w:rPr>
       <w:tblPr/>
       <w:tcPr>
@@ -6046,7 +5873,7 @@
     </w:tblPr>
     <w:tblStylePr w:type="firstRow">
       <w:rPr>
-        <w:rFonts w:asciiTheme="majorHAnsi" w:eastAsiaTheme="majorEastAsia" w:hAnsiTheme="majorHAnsi" w:cstheme="majorBidi"/>
+        <w:rFonts/>
       </w:rPr>
       <w:tblPr/>
       <w:tcPr>
@@ -6130,7 +5957,7 @@
     </w:tblPr>
     <w:tblStylePr w:type="firstRow">
       <w:rPr>
-        <w:rFonts w:asciiTheme="majorHAnsi" w:eastAsiaTheme="majorEastAsia" w:hAnsiTheme="majorHAnsi" w:cstheme="majorBidi"/>
+        <w:rFonts/>
       </w:rPr>
       <w:tblPr/>
       <w:tcPr>
@@ -6214,7 +6041,7 @@
     </w:tblPr>
     <w:tblStylePr w:type="firstRow">
       <w:rPr>
-        <w:rFonts w:asciiTheme="majorHAnsi" w:eastAsiaTheme="majorEastAsia" w:hAnsiTheme="majorHAnsi" w:cstheme="majorBidi"/>
+        <w:rFonts/>
       </w:rPr>
       <w:tblPr/>
       <w:tcPr>
@@ -6298,7 +6125,7 @@
     </w:tblPr>
     <w:tblStylePr w:type="firstRow">
       <w:rPr>
-        <w:rFonts w:asciiTheme="majorHAnsi" w:eastAsiaTheme="majorEastAsia" w:hAnsiTheme="majorHAnsi" w:cstheme="majorBidi"/>
+        <w:rFonts/>
       </w:rPr>
       <w:tblPr/>
       <w:tcPr>
@@ -6382,7 +6209,7 @@
     </w:tblPr>
     <w:tblStylePr w:type="firstRow">
       <w:rPr>
-        <w:rFonts w:asciiTheme="majorHAnsi" w:eastAsiaTheme="majorEastAsia" w:hAnsiTheme="majorHAnsi" w:cstheme="majorBidi"/>
+        <w:rFonts/>
       </w:rPr>
       <w:tblPr/>
       <w:tcPr>
@@ -6466,7 +6293,7 @@
     </w:tblPr>
     <w:tblStylePr w:type="firstRow">
       <w:rPr>
-        <w:rFonts w:asciiTheme="majorHAnsi" w:eastAsiaTheme="majorEastAsia" w:hAnsiTheme="majorHAnsi" w:cstheme="majorBidi"/>
+        <w:rFonts/>
       </w:rPr>
       <w:tblPr/>
       <w:tcPr>
@@ -6531,7 +6358,7 @@
       <w:spacing w:after="0" w:line="240" w:lineRule="auto"/>
     </w:pPr>
     <w:rPr>
-      <w:rFonts w:asciiTheme="majorHAnsi" w:eastAsiaTheme="majorEastAsia" w:hAnsiTheme="majorHAnsi" w:cstheme="majorBidi"/>
+      <w:rFonts/>
       <w:color w:val="000000" w:themeColor="text1"/>
     </w:rPr>
     <w:tblPr>
@@ -6659,7 +6486,7 @@
       <w:spacing w:after="0" w:line="240" w:lineRule="auto"/>
     </w:pPr>
     <w:rPr>
-      <w:rFonts w:asciiTheme="majorHAnsi" w:eastAsiaTheme="majorEastAsia" w:hAnsiTheme="majorHAnsi" w:cstheme="majorBidi"/>
+      <w:rFonts/>
       <w:color w:val="000000" w:themeColor="text1"/>
     </w:rPr>
     <w:tblPr>
@@ -6787,7 +6614,7 @@
       <w:spacing w:after="0" w:line="240" w:lineRule="auto"/>
     </w:pPr>
     <w:rPr>
-      <w:rFonts w:asciiTheme="majorHAnsi" w:eastAsiaTheme="majorEastAsia" w:hAnsiTheme="majorHAnsi" w:cstheme="majorBidi"/>
+      <w:rFonts/>
       <w:color w:val="000000" w:themeColor="text1"/>
     </w:rPr>
     <w:tblPr>
@@ -6915,7 +6742,7 @@
       <w:spacing w:after="0" w:line="240" w:lineRule="auto"/>
     </w:pPr>
     <w:rPr>
-      <w:rFonts w:asciiTheme="majorHAnsi" w:eastAsiaTheme="majorEastAsia" w:hAnsiTheme="majorHAnsi" w:cstheme="majorBidi"/>
+      <w:rFonts/>
       <w:color w:val="000000" w:themeColor="text1"/>
     </w:rPr>
     <w:tblPr>
@@ -7043,7 +6870,7 @@
       <w:spacing w:after="0" w:line="240" w:lineRule="auto"/>
     </w:pPr>
     <w:rPr>
-      <w:rFonts w:asciiTheme="majorHAnsi" w:eastAsiaTheme="majorEastAsia" w:hAnsiTheme="majorHAnsi" w:cstheme="majorBidi"/>
+      <w:rFonts/>
       <w:color w:val="000000" w:themeColor="text1"/>
     </w:rPr>
     <w:tblPr>
@@ -7171,7 +6998,7 @@
       <w:spacing w:after="0" w:line="240" w:lineRule="auto"/>
     </w:pPr>
     <w:rPr>
-      <w:rFonts w:asciiTheme="majorHAnsi" w:eastAsiaTheme="majorEastAsia" w:hAnsiTheme="majorHAnsi" w:cstheme="majorBidi"/>
+      <w:rFonts/>
       <w:color w:val="000000" w:themeColor="text1"/>
     </w:rPr>
     <w:tblPr>
@@ -7299,7 +7126,7 @@
       <w:spacing w:after="0" w:line="240" w:lineRule="auto"/>
     </w:pPr>
     <w:rPr>
-      <w:rFonts w:asciiTheme="majorHAnsi" w:eastAsiaTheme="majorEastAsia" w:hAnsiTheme="majorHAnsi" w:cstheme="majorBidi"/>
+      <w:rFonts/>
       <w:color w:val="000000" w:themeColor="text1"/>
     </w:rPr>
     <w:tblPr>
@@ -7938,7 +7765,7 @@
       <w:spacing w:after="0" w:line="240" w:lineRule="auto"/>
     </w:pPr>
     <w:rPr>
-      <w:rFonts w:asciiTheme="majorHAnsi" w:eastAsiaTheme="majorEastAsia" w:hAnsiTheme="majorHAnsi" w:cstheme="majorBidi"/>
+      <w:rFonts/>
       <w:color w:val="000000" w:themeColor="text1"/>
     </w:rPr>
     <w:tblPr>
@@ -8063,7 +7890,7 @@
       <w:spacing w:after="0" w:line="240" w:lineRule="auto"/>
     </w:pPr>
     <w:rPr>
-      <w:rFonts w:asciiTheme="majorHAnsi" w:eastAsiaTheme="majorEastAsia" w:hAnsiTheme="majorHAnsi" w:cstheme="majorBidi"/>
+      <w:rFonts/>
       <w:color w:val="000000" w:themeColor="text1"/>
     </w:rPr>
     <w:tblPr>
@@ -8188,7 +8015,7 @@
       <w:spacing w:after="0" w:line="240" w:lineRule="auto"/>
     </w:pPr>
     <w:rPr>
-      <w:rFonts w:asciiTheme="majorHAnsi" w:eastAsiaTheme="majorEastAsia" w:hAnsiTheme="majorHAnsi" w:cstheme="majorBidi"/>
+      <w:rFonts/>
       <w:color w:val="000000" w:themeColor="text1"/>
     </w:rPr>
     <w:tblPr>
@@ -8313,7 +8140,7 @@
       <w:spacing w:after="0" w:line="240" w:lineRule="auto"/>
     </w:pPr>
     <w:rPr>
-      <w:rFonts w:asciiTheme="majorHAnsi" w:eastAsiaTheme="majorEastAsia" w:hAnsiTheme="majorHAnsi" w:cstheme="majorBidi"/>
+      <w:rFonts/>
       <w:color w:val="000000" w:themeColor="text1"/>
     </w:rPr>
     <w:tblPr>
@@ -8438,7 +8265,7 @@
       <w:spacing w:after="0" w:line="240" w:lineRule="auto"/>
     </w:pPr>
     <w:rPr>
-      <w:rFonts w:asciiTheme="majorHAnsi" w:eastAsiaTheme="majorEastAsia" w:hAnsiTheme="majorHAnsi" w:cstheme="majorBidi"/>
+      <w:rFonts/>
       <w:color w:val="000000" w:themeColor="text1"/>
     </w:rPr>
     <w:tblPr>
@@ -8563,7 +8390,7 @@
       <w:spacing w:after="0" w:line="240" w:lineRule="auto"/>
     </w:pPr>
     <w:rPr>
-      <w:rFonts w:asciiTheme="majorHAnsi" w:eastAsiaTheme="majorEastAsia" w:hAnsiTheme="majorHAnsi" w:cstheme="majorBidi"/>
+      <w:rFonts/>
       <w:color w:val="000000" w:themeColor="text1"/>
     </w:rPr>
     <w:tblPr>
@@ -8688,7 +8515,7 @@
       <w:spacing w:after="0" w:line="240" w:lineRule="auto"/>
     </w:pPr>
     <w:rPr>
-      <w:rFonts w:asciiTheme="majorHAnsi" w:eastAsiaTheme="majorEastAsia" w:hAnsiTheme="majorHAnsi" w:cstheme="majorBidi"/>
+      <w:rFonts/>
       <w:color w:val="000000" w:themeColor="text1"/>
     </w:rPr>
     <w:tblPr>
